--- a/assets/templates/form07/FORM07-bien-ban-giao-nhan-v1.docx
+++ b/assets/templates/form07/FORM07-bien-ban-giao-nhan-v1.docx
@@ -706,6 +706,9 @@
         <w:gridCol w:w="1549"/>
       </w:tblGrid>
       <w:tr>
+        <w:trPr>
+          <w:cantSplit w:val="true"/>
+        </w:trPr>
         <w:tc>
           <w:tcPr>
             <w:tcW w:w="1650" w:type="dxa"/>
@@ -986,6 +989,9 @@
         </w:tc>
       </w:tr>
       <w:tr>
+        <w:trPr>
+          <w:cantSplit w:val="true"/>
+        </w:trPr>
         <w:tc>
           <w:tcPr>
             <w:tcW w:w="1650" w:type="dxa"/>

--- a/assets/templates/form07/FORM07-bien-ban-giao-nhan-v1.docx
+++ b/assets/templates/form07/FORM07-bien-ban-giao-nhan-v1.docx
@@ -686,7 +686,8 @@
     </w:p>
     <w:tbl>
       <w:tblPr>
-        <w:tblW w:w="0" w:type="auto"/>
+        <w:tblW w:w="9688" w:type="dxa"/>
+        <w:tblLayout w:type="fixed"/>
         <w:tblBorders>
           <w:top w:val="single" w:sz="4" w:space="0" w:color="000000"/>
           <w:left w:val="single" w:sz="4" w:space="0" w:color="000000"/>
@@ -698,23 +699,26 @@
         <w:tblLook w:val="04A0" w:firstRow="1" w:lastRow="0" w:firstColumn="1" w:lastColumn="0" w:noHBand="0" w:noVBand="1"/>
       </w:tblPr>
       <w:tblGrid>
-        <w:gridCol w:w="1617"/>
-        <w:gridCol w:w="1658"/>
-        <w:gridCol w:w="1630"/>
-        <w:gridCol w:w="1687"/>
-        <w:gridCol w:w="1763"/>
-        <w:gridCol w:w="1549"/>
+        <w:gridCol w:w="800"/>
+        <w:gridCol w:w="2800"/>
+        <w:gridCol w:w="1900"/>
+        <w:gridCol w:w="800"/>
+        <w:gridCol w:w="1000"/>
+        <w:gridCol w:w="2388"/>
       </w:tblGrid>
       <w:tr>
         <w:trPr>
           <w:cantSplit w:val="true"/>
+          <w:tblHeader w:val="true"/>
         </w:trPr>
         <w:tc>
           <w:tcPr>
-            <w:tcW w:w="1650" w:type="dxa"/>
-          </w:tcPr>
-          <w:p>
-            <w:pPr>
+            <w:tcW w:w="800" w:type="dxa"/>
+          </w:tcPr>
+          <w:p>
+            <w:pPr>
+              <w:keepNext/>
+              <w:ind w:left="0" w:right="0"/>
               <w:jc w:val="center"/>
               <w:rPr>
                 <w:rFonts w:ascii="Times New Roman" w:hAnsi="Times New Roman" w:cs="Times New Roman"/>
@@ -734,10 +738,12 @@
         </w:tc>
         <w:tc>
           <w:tcPr>
-            <w:tcW w:w="1650" w:type="dxa"/>
-          </w:tcPr>
-          <w:p>
-            <w:pPr>
+            <w:tcW w:w="2800" w:type="dxa"/>
+          </w:tcPr>
+          <w:p>
+            <w:pPr>
+              <w:keepNext/>
+              <w:ind w:left="0" w:right="0"/>
               <w:jc w:val="center"/>
               <w:rPr>
                 <w:rFonts w:ascii="Times New Roman" w:hAnsi="Times New Roman" w:cs="Times New Roman"/>
@@ -757,10 +763,12 @@
         </w:tc>
         <w:tc>
           <w:tcPr>
-            <w:tcW w:w="1651" w:type="dxa"/>
-          </w:tcPr>
-          <w:p>
-            <w:pPr>
+            <w:tcW w:w="1900" w:type="dxa"/>
+          </w:tcPr>
+          <w:p>
+            <w:pPr>
+              <w:keepNext/>
+              <w:ind w:left="0" w:right="0"/>
               <w:jc w:val="center"/>
               <w:rPr>
                 <w:rFonts w:ascii="Times New Roman" w:hAnsi="Times New Roman" w:cs="Times New Roman"/>
@@ -780,10 +788,12 @@
         </w:tc>
         <w:tc>
           <w:tcPr>
-            <w:tcW w:w="1651" w:type="dxa"/>
-          </w:tcPr>
-          <w:p>
-            <w:pPr>
+            <w:tcW w:w="800" w:type="dxa"/>
+          </w:tcPr>
+          <w:p>
+            <w:pPr>
+              <w:keepNext/>
+              <w:ind w:left="0" w:right="0"/>
               <w:jc w:val="center"/>
               <w:rPr>
                 <w:rFonts w:ascii="Times New Roman" w:hAnsi="Times New Roman" w:cs="Times New Roman"/>
@@ -803,10 +813,12 @@
         </w:tc>
         <w:tc>
           <w:tcPr>
-            <w:tcW w:w="1651" w:type="dxa"/>
-          </w:tcPr>
-          <w:p>
-            <w:pPr>
+            <w:tcW w:w="1000" w:type="dxa"/>
+          </w:tcPr>
+          <w:p>
+            <w:pPr>
+              <w:keepNext/>
+              <w:ind w:left="0" w:right="0"/>
               <w:jc w:val="center"/>
               <w:rPr>
                 <w:rFonts w:ascii="Times New Roman" w:hAnsi="Times New Roman" w:cs="Times New Roman"/>
@@ -826,10 +838,12 @@
         </w:tc>
         <w:tc>
           <w:tcPr>
-            <w:tcW w:w="1651" w:type="dxa"/>
-          </w:tcPr>
-          <w:p>
-            <w:pPr>
+            <w:tcW w:w="2388" w:type="dxa"/>
+          </w:tcPr>
+          <w:p>
+            <w:pPr>
+              <w:keepNext/>
+              <w:ind w:left="0" w:right="0"/>
               <w:jc w:val="center"/>
               <w:rPr>
                 <w:rFonts w:ascii="Times New Roman" w:hAnsi="Times New Roman" w:cs="Times New Roman"/>
@@ -851,10 +865,11 @@
       <w:tr>
         <w:tc>
           <w:tcPr>
-            <w:tcW w:w="1650" w:type="dxa"/>
-          </w:tcPr>
-          <w:p>
-            <w:pPr>
+            <w:tcW w:w="800" w:type="dxa"/>
+          </w:tcPr>
+          <w:p>
+            <w:pPr>
+              <w:ind w:left="0" w:right="0"/>
               <w:jc w:val="left"/>
               <w:rPr>
                 <w:rFonts w:ascii="Times New Roman" w:hAnsi="Times New Roman" w:cs="Times New Roman"/>
@@ -874,10 +889,11 @@
         </w:tc>
         <w:tc>
           <w:tcPr>
-            <w:tcW w:w="1650" w:type="dxa"/>
-          </w:tcPr>
-          <w:p>
-            <w:pPr>
+            <w:tcW w:w="2800" w:type="dxa"/>
+          </w:tcPr>
+          <w:p>
+            <w:pPr>
+              <w:ind w:left="0" w:right="0"/>
               <w:jc w:val="left"/>
               <w:rPr>
                 <w:rFonts w:ascii="Times New Roman" w:hAnsi="Times New Roman" w:cs="Times New Roman"/>
@@ -897,10 +913,11 @@
         </w:tc>
         <w:tc>
           <w:tcPr>
-            <w:tcW w:w="1651" w:type="dxa"/>
-          </w:tcPr>
-          <w:p>
-            <w:pPr>
+            <w:tcW w:w="1900" w:type="dxa"/>
+          </w:tcPr>
+          <w:p>
+            <w:pPr>
+              <w:ind w:left="0" w:right="0"/>
               <w:jc w:val="left"/>
               <w:rPr>
                 <w:rFonts w:ascii="Times New Roman" w:hAnsi="Times New Roman" w:cs="Times New Roman"/>
@@ -920,10 +937,11 @@
         </w:tc>
         <w:tc>
           <w:tcPr>
-            <w:tcW w:w="1651" w:type="dxa"/>
-          </w:tcPr>
-          <w:p>
-            <w:pPr>
+            <w:tcW w:w="800" w:type="dxa"/>
+          </w:tcPr>
+          <w:p>
+            <w:pPr>
+              <w:ind w:left="0" w:right="0"/>
               <w:jc w:val="left"/>
               <w:rPr>
                 <w:rFonts w:ascii="Times New Roman" w:hAnsi="Times New Roman" w:cs="Times New Roman"/>
@@ -943,10 +961,11 @@
         </w:tc>
         <w:tc>
           <w:tcPr>
-            <w:tcW w:w="1651" w:type="dxa"/>
-          </w:tcPr>
-          <w:p>
-            <w:pPr>
+            <w:tcW w:w="1000" w:type="dxa"/>
+          </w:tcPr>
+          <w:p>
+            <w:pPr>
+              <w:ind w:left="0" w:right="0"/>
               <w:jc w:val="left"/>
               <w:rPr>
                 <w:rFonts w:ascii="Times New Roman" w:hAnsi="Times New Roman" w:cs="Times New Roman"/>
@@ -966,10 +985,11 @@
         </w:tc>
         <w:tc>
           <w:tcPr>
-            <w:tcW w:w="1651" w:type="dxa"/>
-          </w:tcPr>
-          <w:p>
-            <w:pPr>
+            <w:tcW w:w="2388" w:type="dxa"/>
+          </w:tcPr>
+          <w:p>
+            <w:pPr>
+              <w:ind w:left="0" w:right="0"/>
               <w:jc w:val="left"/>
               <w:rPr>
                 <w:rFonts w:ascii="Times New Roman" w:hAnsi="Times New Roman" w:cs="Times New Roman"/>
@@ -994,10 +1014,11 @@
         </w:trPr>
         <w:tc>
           <w:tcPr>
-            <w:tcW w:w="1650" w:type="dxa"/>
-          </w:tcPr>
-          <w:p>
-            <w:pPr>
+            <w:tcW w:w="800" w:type="dxa"/>
+          </w:tcPr>
+          <w:p>
+            <w:pPr>
+              <w:ind w:left="0" w:right="0"/>
               <w:jc w:val="left"/>
               <w:rPr>
                 <w:rFonts w:ascii="Times New Roman" w:hAnsi="Times New Roman" w:cs="Times New Roman"/>
@@ -1017,10 +1038,11 @@
         </w:tc>
         <w:tc>
           <w:tcPr>
-            <w:tcW w:w="1650" w:type="dxa"/>
-          </w:tcPr>
-          <w:p>
-            <w:pPr>
+            <w:tcW w:w="2800" w:type="dxa"/>
+          </w:tcPr>
+          <w:p>
+            <w:pPr>
+              <w:ind w:left="0" w:right="0"/>
               <w:jc w:val="left"/>
               <w:rPr>
                 <w:rFonts w:ascii="Times New Roman" w:hAnsi="Times New Roman" w:cs="Times New Roman"/>
@@ -1040,10 +1062,11 @@
         </w:tc>
         <w:tc>
           <w:tcPr>
-            <w:tcW w:w="1651" w:type="dxa"/>
-          </w:tcPr>
-          <w:p>
-            <w:pPr>
+            <w:tcW w:w="1900" w:type="dxa"/>
+          </w:tcPr>
+          <w:p>
+            <w:pPr>
+              <w:ind w:left="0" w:right="0"/>
               <w:jc w:val="left"/>
               <w:rPr>
                 <w:rFonts w:ascii="Times New Roman" w:hAnsi="Times New Roman" w:cs="Times New Roman"/>
@@ -1063,10 +1086,11 @@
         </w:tc>
         <w:tc>
           <w:tcPr>
-            <w:tcW w:w="1651" w:type="dxa"/>
-          </w:tcPr>
-          <w:p>
-            <w:pPr>
+            <w:tcW w:w="800" w:type="dxa"/>
+          </w:tcPr>
+          <w:p>
+            <w:pPr>
+              <w:ind w:left="0" w:right="0"/>
               <w:jc w:val="left"/>
               <w:rPr>
                 <w:rFonts w:ascii="Times New Roman" w:hAnsi="Times New Roman" w:cs="Times New Roman"/>
@@ -1086,10 +1110,11 @@
         </w:tc>
         <w:tc>
           <w:tcPr>
-            <w:tcW w:w="1651" w:type="dxa"/>
-          </w:tcPr>
-          <w:p>
-            <w:pPr>
+            <w:tcW w:w="1000" w:type="dxa"/>
+          </w:tcPr>
+          <w:p>
+            <w:pPr>
+              <w:ind w:left="0" w:right="0"/>
               <w:jc w:val="left"/>
               <w:rPr>
                 <w:rFonts w:ascii="Times New Roman" w:hAnsi="Times New Roman" w:cs="Times New Roman"/>
@@ -1109,10 +1134,11 @@
         </w:tc>
         <w:tc>
           <w:tcPr>
-            <w:tcW w:w="1651" w:type="dxa"/>
-          </w:tcPr>
-          <w:p>
-            <w:pPr>
+            <w:tcW w:w="2388" w:type="dxa"/>
+          </w:tcPr>
+          <w:p>
+            <w:pPr>
+              <w:ind w:left="0" w:right="0"/>
               <w:jc w:val="left"/>
               <w:rPr>
                 <w:rFonts w:ascii="Times New Roman" w:hAnsi="Times New Roman" w:cs="Times New Roman"/>
@@ -1134,10 +1160,11 @@
       <w:tr>
         <w:tc>
           <w:tcPr>
-            <w:tcW w:w="1650" w:type="dxa"/>
-          </w:tcPr>
-          <w:p>
-            <w:pPr>
+            <w:tcW w:w="800" w:type="dxa"/>
+          </w:tcPr>
+          <w:p>
+            <w:pPr>
+              <w:ind w:left="0" w:right="0"/>
               <w:jc w:val="left"/>
               <w:rPr>
                 <w:rFonts w:ascii="Times New Roman" w:hAnsi="Times New Roman" w:cs="Times New Roman"/>
@@ -1157,10 +1184,11 @@
         </w:tc>
         <w:tc>
           <w:tcPr>
-            <w:tcW w:w="1650" w:type="dxa"/>
-          </w:tcPr>
-          <w:p>
-            <w:pPr>
+            <w:tcW w:w="2800" w:type="dxa"/>
+          </w:tcPr>
+          <w:p>
+            <w:pPr>
+              <w:ind w:left="0" w:right="0"/>
               <w:jc w:val="left"/>
               <w:rPr>
                 <w:rFonts w:ascii="Times New Roman" w:hAnsi="Times New Roman" w:cs="Times New Roman"/>
@@ -1180,10 +1208,11 @@
         </w:tc>
         <w:tc>
           <w:tcPr>
-            <w:tcW w:w="1651" w:type="dxa"/>
-          </w:tcPr>
-          <w:p>
-            <w:pPr>
+            <w:tcW w:w="1900" w:type="dxa"/>
+          </w:tcPr>
+          <w:p>
+            <w:pPr>
+              <w:ind w:left="0" w:right="0"/>
               <w:jc w:val="left"/>
               <w:rPr>
                 <w:rFonts w:ascii="Times New Roman" w:hAnsi="Times New Roman" w:cs="Times New Roman"/>
@@ -1203,10 +1232,11 @@
         </w:tc>
         <w:tc>
           <w:tcPr>
-            <w:tcW w:w="1651" w:type="dxa"/>
-          </w:tcPr>
-          <w:p>
-            <w:pPr>
+            <w:tcW w:w="800" w:type="dxa"/>
+          </w:tcPr>
+          <w:p>
+            <w:pPr>
+              <w:ind w:left="0" w:right="0"/>
               <w:jc w:val="left"/>
               <w:rPr>
                 <w:rFonts w:ascii="Times New Roman" w:hAnsi="Times New Roman" w:cs="Times New Roman"/>
@@ -1226,10 +1256,11 @@
         </w:tc>
         <w:tc>
           <w:tcPr>
-            <w:tcW w:w="1651" w:type="dxa"/>
-          </w:tcPr>
-          <w:p>
-            <w:pPr>
+            <w:tcW w:w="1000" w:type="dxa"/>
+          </w:tcPr>
+          <w:p>
+            <w:pPr>
+              <w:ind w:left="0" w:right="0"/>
               <w:jc w:val="left"/>
               <w:rPr>
                 <w:rFonts w:ascii="Times New Roman" w:hAnsi="Times New Roman" w:cs="Times New Roman"/>
@@ -1249,10 +1280,11 @@
         </w:tc>
         <w:tc>
           <w:tcPr>
-            <w:tcW w:w="1651" w:type="dxa"/>
-          </w:tcPr>
-          <w:p>
-            <w:pPr>
+            <w:tcW w:w="2388" w:type="dxa"/>
+          </w:tcPr>
+          <w:p>
+            <w:pPr>
+              <w:ind w:left="0" w:right="0"/>
               <w:jc w:val="left"/>
               <w:rPr>
                 <w:rFonts w:ascii="Times New Roman" w:hAnsi="Times New Roman" w:cs="Times New Roman"/>
